--- a/assignment1/part2/part2.docx
+++ b/assignment1/part2/part2.docx
@@ -3280,7 +3280,7 @@
           <w:highlight w:val="none"/>
         </w:rPr>
         <w:tab/>
-        <w:t xml:space="preserve">Type coercionin JavaScript is the implicit and automatic conversion of one data type to another</w:t>
+        <w:t xml:space="preserve">Type coercion JavaScript is the implicit and automatic conversion of one data type to another</w:t>
       </w:r>
       <w:r>
         <w:rPr>
